--- a/bao_cao/refer_scripts/bia.docx
+++ b/bao_cao/refer_scripts/bia.docx
@@ -206,6 +206,16 @@
           <w:szCs w:val="32"/>
         </w:rPr>
         <w:t>QUẢN LÝ ĐẶT PHÒNG KHÁCH SẠN</w:t>
+      </w:r>
+      <w:r>
+        <w:rPr>
+          <w:b/>
+          <w:bCs/>
+          <w:sz w:val="32"/>
+          <w:szCs w:val="32"/>
+        </w:rPr>
+        <w:br/>
+        <w:t>KỸ THUẬT LẬP TRÌNH PYTHON – IE221</w:t>
       </w:r>
     </w:p>
     <w:p>
@@ -522,6 +532,24 @@
         </w:rPr>
         <w:t>QUẢN LÝ ĐẶT PHÒNG KHÁCH SẠN</w:t>
       </w:r>
+      <w:r>
+        <w:rPr>
+          <w:b/>
+          <w:bCs/>
+          <w:sz w:val="32"/>
+          <w:szCs w:val="32"/>
+        </w:rPr>
+        <w:br/>
+      </w:r>
+      <w:r>
+        <w:rPr>
+          <w:b/>
+          <w:bCs/>
+          <w:sz w:val="32"/>
+          <w:szCs w:val="32"/>
+        </w:rPr>
+        <w:t>KỸ THUẬT LẬP TRÌNH PYTHON – IE221</w:t>
+      </w:r>
     </w:p>
     <w:p>
       <w:pPr>
@@ -544,6 +572,7 @@
     </w:p>
     <w:p>
       <w:pPr>
+        <w:ind w:left="-540" w:right="-207" w:hanging="18"/>
         <w:jc w:val="center"/>
         <w:rPr>
           <w:b/>
@@ -552,7 +581,6 @@
           <w:szCs w:val="28"/>
         </w:rPr>
       </w:pPr>
-      <w:proofErr w:type="spellStart"/>
       <w:r>
         <w:rPr>
           <w:b/>
@@ -560,9 +588,8 @@
           <w:sz w:val="28"/>
           <w:szCs w:val="28"/>
         </w:rPr>
-        <w:t>ThS</w:t>
-      </w:r>
-      <w:proofErr w:type="spellEnd"/>
+        <w:t xml:space="preserve">ThS. </w:t>
+      </w:r>
       <w:r>
         <w:rPr>
           <w:b/>
@@ -570,17 +597,19 @@
           <w:sz w:val="28"/>
           <w:szCs w:val="28"/>
         </w:rPr>
-        <w:t xml:space="preserve">. </w:t>
-      </w:r>
-      <w:r>
+        <w:t>Nghi Hoàng khoa</w:t>
+      </w:r>
+    </w:p>
+    <w:p>
+      <w:pPr>
+        <w:jc w:val="center"/>
         <w:rPr>
           <w:b/>
           <w:bCs/>
           <w:sz w:val="28"/>
           <w:szCs w:val="28"/>
         </w:rPr>
-        <w:t>Nghi Hoàng khoa</w:t>
-      </w:r>
+      </w:pPr>
     </w:p>
     <w:p>
       <w:pPr>
@@ -595,17 +624,7 @@
     </w:p>
     <w:p>
       <w:pPr>
-        <w:jc w:val="center"/>
-        <w:rPr>
-          <w:b/>
-          <w:bCs/>
-          <w:sz w:val="28"/>
-          <w:szCs w:val="28"/>
-        </w:rPr>
-      </w:pPr>
-    </w:p>
-    <w:p>
-      <w:pPr>
+        <w:ind w:left="-540" w:right="-207" w:hanging="18"/>
         <w:jc w:val="center"/>
         <w:rPr>
           <w:b/>
